--- a/klagomål/A 18654-2025 FSC-klagomål.docx
+++ b/klagomål/A 18654-2025 FSC-klagomål.docx
@@ -777,7 +777,7 @@
     <w:r>
       <w:tab/>
       <w:tab/>
-      <w:t>2026-09-14</w:t>
+      <w:t>2026-09-15</w:t>
       <w:br/>
       <w:br/>
     </w:r>

--- a/klagomål/A 18654-2025 FSC-klagomål.docx
+++ b/klagomål/A 18654-2025 FSC-klagomål.docx
@@ -163,7 +163,7 @@
         <w:pStyle w:val="Title"/>
       </w:pPr>
       <w:r>
-        <w:t>Inledande FSC- /PEFC-klagomål – information om höga naturvärden i avverkningsanmälan A 18654-2025 i Kramfors kommun</w:t>
+        <w:t>Inledande FSC- /PEFC-klagomål – information om höga naturvärden och fridlysta arter i avverkningsanmälan A 18654-2025 i Kramfors kommun</w:t>
       </w:r>
     </w:p>
     <w:p>
@@ -216,12 +216,12 @@
         <w:spacing w:after="240"/>
       </w:pPr>
       <w:r>
-        <w:t>Figur 1. Fyndplatser för naturvårdsarter i avverkningsanmälan. Markörer utan svart kant är placerade på fyndplatsen. Markörer med svart kant är placerade vid sidan av fyndplatsen och har ett svart streck som visar fyndplatsens exakta position. Kartans mittpunktskoordinat är N 6973162, E 645074 i SWEREF 99 TM.</w:t>
+        <w:t>Figur 1. Fyndplatser för naturvårdsarter i och inom 4 meter från avverkningsanmälan. Markörer utan svart kant är placerade på fyndplatsen. Markörer med svart kant är placerade vid sidan av fyndplatsen och har ett svart streck som visar fyndplatsens exakta position. Kartans mittpunktskoordinat är N 6973162, E 645074 i SWEREF 99 TM.</w:t>
       </w:r>
     </w:p>
     <w:p>
       <w:r>
-        <w:t>I avverkningsanmälan finns fynd av 4 naturvårdsarter, varav 4 är rödlistade och 4 är typiska (T): gränsticka (VU, T), doftskinn (NT, T), rynkskinn (NT, T) och ullticka (NT, T). Se Figur 1.</w:t>
+        <w:t>I och inom 4 meter från avverkningsanmälan finns fynd av 11 naturvårdsarter, varav 5 är rödlistade, 5 är fridlysta, 9 är typiska (T) och 1 är signalart (S): gränsticka (VU, T), doftskinn (NT, T), rosenticka (NT, T), rynkskinn (NT, T), ullticka (NT, T), vedticka (S, T), gråspett (T, §4), järpe (T, §4), spillkråka (T, §4), vanlig groda (§6) och revlummer (§9). Se Figur 1.</w:t>
       </w:r>
     </w:p>
     <w:p>
@@ -244,7 +244,7 @@
     </w:p>
     <w:p>
       <w:r>
-        <w:t>Nedan följer beskrivningar av de naturvårdsarter och fridlysta arter som har sina livsmiljöer och växtplatser i den avverkningsanmälda skogen. De påträffade naturvårdsarterna är ett tydligt kvitto på att det rör sig om en skog med höga naturvärden.</w:t>
+        <w:t>Nedan följer beskrivningar av de naturvårdsarter och fridlysta arter som har sina livsmiljöer och växtplatser i den avverkningsanmälda skogen. Se även ytterligare artfakta i BILAGA 1. De påträffade naturvårdsarterna är ett tydligt kvitto på att det rör sig om en skog med höga naturvärden.</w:t>
       </w:r>
     </w:p>
     <w:p>
@@ -292,6 +292,35 @@
         <w:rPr>
           <w:b/>
         </w:rPr>
+        <w:t>Rosenticka (NT)</w:t>
+      </w:r>
+      <w:r>
+        <w:t xml:space="preserve">, rödlistad som nära hotad, ingår i en karaktäristisk association av vedsvampar som växer på gamla, grova granlågor i urskogsartade barrskogar. Den är placerad i toppen av Skogsstyrelsens värdepyramid för bedömning av skog med höga naturvärden och indikerar ett granskogsekosystem med långvarig kontinuitet av grova lågor. Artens beroende av grova granlågor innebär att alla skogsskötselåtgärder på eller i omedelbar närhet av lokalerna utgör ett hot på lång sikt. Det är angeläget att populationerna inte ytterligare glesas ut och ett tillräckligt antal områden där arten nu finns måste sparas för framtiden. Rosenticka är typisk art för </w:t>
+      </w:r>
+      <w:r>
+        <w:rPr>
+          <w:i/>
+        </w:rPr>
+        <w:t xml:space="preserve">9010 Taiga </w:t>
+      </w:r>
+      <w:r>
+        <w:t xml:space="preserve">och </w:t>
+      </w:r>
+      <w:r>
+        <w:rPr>
+          <w:i/>
+        </w:rPr>
+        <w:t>9050 Näringsrik granskog</w:t>
+      </w:r>
+      <w:r>
+        <w:t xml:space="preserve"> (Nitare &amp; Skogsstyrelsen, 2019; SLU Artdatabanken, 2024).</w:t>
+      </w:r>
+    </w:p>
+    <w:p>
+      <w:r>
+        <w:rPr>
+          <w:b/>
+        </w:rPr>
         <w:t>Rynkskinn (NT)</w:t>
       </w:r>
       <w:r>
@@ -370,6 +399,104 @@
       </w:r>
       <w:r>
         <w:t xml:space="preserve"> (SLU Artdatabanken, 2026; Nitare &amp; Skogsstyrelsen, 2019; Miettinen &amp; Niemelä, 2018).</w:t>
+      </w:r>
+    </w:p>
+    <w:p>
+      <w:r>
+        <w:rPr>
+          <w:b/>
+        </w:rPr>
+        <w:t xml:space="preserve">Vedticka </w:t>
+      </w:r>
+      <w:r>
+        <w:t xml:space="preserve">är en bra signalart söder om den naturliga norrlandsgränsen. Den är huvudsakligen knuten till äldre barrskogar där det föreligger långvarig kontinuitet av död barrved. Vedticka är typisk art för </w:t>
+      </w:r>
+      <w:r>
+        <w:rPr>
+          <w:i/>
+        </w:rPr>
+        <w:t xml:space="preserve">9010 Taiga </w:t>
+      </w:r>
+      <w:r>
+        <w:t>(Nitare &amp; Skogsstyrelsen, 2019; SLU Artdatabanken, 2025).</w:t>
+      </w:r>
+    </w:p>
+    <w:p>
+      <w:r>
+        <w:rPr>
+          <w:b/>
+        </w:rPr>
+        <w:t>Gråspett (§4)</w:t>
+      </w:r>
+      <w:r>
+        <w:t xml:space="preserve"> är fridlyst enligt 4§ artskyddsförordningen och upptagen i bilaga 1 fågeldirektivet. Gråspetten är en bra indikator för lövrika områden på landskapsnivå och försvinner när gles, flerskiktad, lövrik skog med hög andel döda och döende träd ersätts av täta, barrdominerade likåldriga bestånd. Arten missgynnas av skogliga åtgärder som minskar mängden död ved, som t.ex. bortrensning av vindfällen, avverkning i sumpskogsmiljöer och på brandfält. Häckningsreviret är stort, cirka 50–100 hektar. Under vintern är gråspetten mer beroende av äldre skog och döda träd och kan då röra sig över betydligt större områden, uppemot 2000–5000 hektar. Gråspett är typisk art för </w:t>
+      </w:r>
+      <w:r>
+        <w:rPr>
+          <w:i/>
+        </w:rPr>
+        <w:t xml:space="preserve">9010 Taiga </w:t>
+      </w:r>
+      <w:r>
+        <w:t>(Skogsstyrelsen, 2016; SLU Artdatabanken, 2025).</w:t>
+      </w:r>
+    </w:p>
+    <w:p>
+      <w:r>
+        <w:rPr>
+          <w:b/>
+        </w:rPr>
+        <w:t>Järpe (§4)</w:t>
+      </w:r>
+      <w:r>
+        <w:t xml:space="preserve">, som är upptagen i bilaga 1 och 2 EU:s fågeldirektiv, är mycket stationär inom sitt revir som är minst 25 hektar stort. Livsmiljöerna utgörs av tät barrskog med inblandning av lövträd och en väl utvecklad flerskiktad struktur med bärris och yngre eller undertryckta, täta granar i ett lägre skikt, ofta utmed bäckar och åar inne i den skyddande granskogen. Den överlever inte om dess livsmiljö kalavverkas och är även känslig för röjning, gallring och avverkning där unga granar och lövträd inte sparas i tillräcklig omfattning. Arten finns i sammanhängande grandominerad skog över hela Sverige men förekomsterna är betydligt glesare i Götaland än i övriga landet. Järpe är typisk art för </w:t>
+      </w:r>
+      <w:r>
+        <w:rPr>
+          <w:i/>
+        </w:rPr>
+        <w:t xml:space="preserve">9010 Taiga, 9080 Lövsumpskog </w:t>
+      </w:r>
+      <w:r>
+        <w:t xml:space="preserve">och </w:t>
+      </w:r>
+      <w:r>
+        <w:rPr>
+          <w:i/>
+        </w:rPr>
+        <w:t xml:space="preserve">9740 Skogsbevuxen myr </w:t>
+      </w:r>
+      <w:r>
+        <w:t>(SLU Artdatabanken, 2026).</w:t>
+      </w:r>
+    </w:p>
+    <w:p>
+      <w:r>
+        <w:rPr>
+          <w:b/>
+        </w:rPr>
+        <w:t>Spillkråka (§4)</w:t>
+      </w:r>
+      <w:r>
+        <w:t xml:space="preserve"> omfattas av bilaga 1 i EU:s fågeldirektiv och är typisk art för </w:t>
+      </w:r>
+      <w:r>
+        <w:rPr>
+          <w:i/>
+        </w:rPr>
+        <w:t xml:space="preserve">9010 Taiga </w:t>
+      </w:r>
+      <w:r>
+        <w:t>och</w:t>
+      </w:r>
+      <w:r>
+        <w:rPr>
+          <w:i/>
+        </w:rPr>
+        <w:t xml:space="preserve"> 9740 Skogsbevuxen myr</w:t>
+      </w:r>
+      <w:r>
+        <w:t>. Den behöver grova träd, främst tall, asp och bok som boträd. Skogsbruk med korta omloppstider och täta, homogena ungskogar utgör det största hotet. Spillkråka är en nyckelart i skogliga miljöer vars övergivna bohål utnyttjas av flera andra hålhäckande fågelarter och fladdermöss, däribland pärluggla (EN, §4), knipa (§4), salskrake (§4) och skogsduva (§4). Hökuggla (VU, §4) och slaguggla (§4) häckar ofta i högstubbar som brutits av i höjd med ett gammalt spillkråkebo (SLU Artdatabanken, 2026; Skogsstyrelsen, 2016).</w:t>
       </w:r>
     </w:p>
     <w:p>
@@ -424,6 +551,22 @@
       <w:r>
         <w:t>I den avverkningsanmälda skogen har fridlysta arter sina livsmiljöer och växtplatser. Att skada de fridlysta arternas livsmiljöer, växtplatser eller ekologiska funktion är inte tillåtet enligt artskyddsförordningen.</w:t>
       </w:r>
+      <w:r>
+        <w:rPr>
+          <w:i/>
+        </w:rPr>
+        <w:t xml:space="preserve"> EU:s medlemsländer och skogsbolag är skyldiga att agera i enlighet med EU:s fågeldirektiv där det uttryckligen står att direktivet gäller för fåglar samt för deras ägg, bon och </w:t>
+      </w:r>
+      <w:r>
+        <w:rPr>
+          <w:b/>
+          <w:i/>
+        </w:rPr>
+        <w:t xml:space="preserve">livsmiljöer </w:t>
+      </w:r>
+      <w:r>
+        <w:t>(artikel 1). Vidare att de åtgärder som vidtas inte får leda till en försämring av den nuvarande situationen beträffande bevarandet av de fågelarter som avses i artikel 1 (artikel 13).</w:t>
+      </w:r>
     </w:p>
     <w:p>
       <w:r>
@@ -462,7 +605,7 @@
         <w:rPr>
           <w:i/>
         </w:rPr>
-        <w:t>I det avverkningsanmälda skogsområdet har 4 naturvårdsarter varav 4 rödlistade arter sina livsmiljöer och växtplatser.</w:t>
+        <w:t>I det avverkningsanmälda skogsområdet har 11 naturvårdsarter varav 5 rödlistade arter sina livsmiljöer och växtplatser.</w:t>
       </w:r>
     </w:p>
     <w:p>
@@ -647,6 +790,149 @@
           <w:i/>
         </w:rPr>
         <w:t>I den avverkningsanmälda skogen har fridlysta arter sina livsmiljöer och växtplatser. Att skada de fridlysta arternas livsmiljöer, växtplatser eller ekologiska funktion är inte tillåtet enligt artskyddsförordningen</w:t>
+      </w:r>
+    </w:p>
+    <w:p>
+      <w:r>
+        <w:br w:type="page"/>
+      </w:r>
+    </w:p>
+    <w:p>
+      <w:pPr>
+        <w:pStyle w:val="Title"/>
+      </w:pPr>
+      <w:r>
+        <w:t>BILAGA 1 – Fridlysta arter</w:t>
+      </w:r>
+    </w:p>
+    <w:p>
+      <w:pPr>
+        <w:pStyle w:val="Heading1"/>
+      </w:pPr>
+      <w:r>
+        <w:t>Järpe – ekologi samt krav på livsmiljön</w:t>
+      </w:r>
+    </w:p>
+    <w:p>
+      <w:r>
+        <w:t>Järpe är fridlyst enligt 4§ artskyddsförordningen och upptagen i bilaga 1 och 2 EU:s fågeldirektiv. Den finns i sammanhängande grandominerad skog över hela Sverige men förekomsterna är betydligt glesare i Götaland än i övriga landet. Järpen har sina livsmiljöer i tät barrskog med inblandning av lövträd och en väl utvecklad flerskiktad struktur med bärris och yngre eller undertryckta, täta granar i ett lägre skikt, ofta utmed bäckar och åar inne i den skyddande granskogen (SLU Artdatabanken, 2026).</w:t>
+      </w:r>
+    </w:p>
+    <w:p>
+      <w:r>
+        <w:t xml:space="preserve">Arten behöver lämpliga skogsbestånd om sammanlagt minst 25 hektar. Den är mycket stationär inom sitt revir och när ett par etablerat sig stannar de så länge miljön är intakt. Den undviker öppen mark och förﬂyttar sig sällan över större öppna myrar eller åkermark, och är därför känslig för fragmentering. Järpen överlever inte om dess livsmiljö kalavverkas och är även känslig för röjning, gallring och avverkning där unga granar och lövträd inte sparas i tillräcklig omfattning.  Järpe är typisk art för </w:t>
+      </w:r>
+      <w:r>
+        <w:rPr>
+          <w:i/>
+        </w:rPr>
+        <w:t>9010 Taiga, 9740 Skogsbevuxen myr</w:t>
+      </w:r>
+      <w:r>
+        <w:t xml:space="preserve"> och </w:t>
+      </w:r>
+      <w:r>
+        <w:rPr>
+          <w:i/>
+        </w:rPr>
+        <w:t>9080 Lövsumpskog</w:t>
+      </w:r>
+      <w:r>
+        <w:t xml:space="preserve"> (SLU Artdatabanken, 2026).</w:t>
+      </w:r>
+    </w:p>
+    <w:p>
+      <w:pPr>
+        <w:pStyle w:val="Heading2"/>
+      </w:pPr>
+      <w:r>
+        <w:t>Referenser – järpe</w:t>
+      </w:r>
+    </w:p>
+    <w:p>
+      <w:r>
+        <w:t xml:space="preserve">SLU Artdatabanken, 2026. </w:t>
+      </w:r>
+      <w:r>
+        <w:rPr>
+          <w:i/>
+        </w:rPr>
+        <w:t xml:space="preserve">Artfaktablad. Naturvård – artfakta. </w:t>
+      </w:r>
+      <w:r>
+        <w:t>SLU Artdatabanken, Uppsala</w:t>
+      </w:r>
+    </w:p>
+    <w:p>
+      <w:pPr>
+        <w:pStyle w:val="Heading1"/>
+      </w:pPr>
+      <w:r>
+        <w:t>Spillkråka – ekologi samt krav på livsmiljön</w:t>
+      </w:r>
+    </w:p>
+    <w:p>
+      <w:r>
+        <w:t xml:space="preserve">Spillkråka (§4) ingår i bilaga 1 EU:s fågeldirektiv och är typisk art för </w:t>
+      </w:r>
+      <w:r>
+        <w:rPr>
+          <w:i/>
+        </w:rPr>
+        <w:t xml:space="preserve">9010 Taiga </w:t>
+      </w:r>
+      <w:r>
+        <w:t>och</w:t>
+      </w:r>
+      <w:r>
+        <w:rPr>
+          <w:i/>
+        </w:rPr>
+        <w:t xml:space="preserve"> 9740 Skogsbevuxen myr</w:t>
+      </w:r>
+      <w:r>
+        <w:t>. Den lever i både barr- och blandskog liksom i ren lövskog. De tätaste populationerna tenderar att finnas i äldre, variationsrik blandskog med gott om död ved och gamla träd. Varje par utnyttjar 400–1000 hektar skog beroende på skogens kvalitet. Skogsbruk med korta omloppstider och täta, homogena ungskogar utgör det största hotet (SLU Artdatabanken, 2026).</w:t>
+      </w:r>
+    </w:p>
+    <w:p>
+      <w:r>
+        <w:t>Spillkråka är en nyckelart i skogliga miljöer vars övergivna bohål utnyttjas av flera andra hålhäckande fågelarter och fladdermöss, däribland pärluggla (EN, §4), knipa (§4), salskrake (§4) och skogsduva (§4). Hökuggla (VU, §4) och slaguggla (§4) häckar ofta i högstubbar som brutits av i höjd med ett gammalt spillkråkebo (Skogsstyrelsen, 2016).</w:t>
+      </w:r>
+    </w:p>
+    <w:p>
+      <w:pPr>
+        <w:pStyle w:val="Heading2"/>
+      </w:pPr>
+      <w:r>
+        <w:t>Referenser – spillkråka</w:t>
+      </w:r>
+    </w:p>
+    <w:p>
+      <w:r>
+        <w:t xml:space="preserve">Skogsstyrelsen, 2016. </w:t>
+      </w:r>
+      <w:r>
+        <w:rPr>
+          <w:i/>
+        </w:rPr>
+        <w:t xml:space="preserve">Vägledning för hänsyn till spillkråka. </w:t>
+      </w:r>
+      <w:r>
+        <w:t>Vägledningar och kunskapsstöd artskydd – Skogsstyrelsen.</w:t>
+      </w:r>
+    </w:p>
+    <w:p>
+      <w:r>
+        <w:t xml:space="preserve">SLU Artdatabanken, 2026. </w:t>
+      </w:r>
+      <w:r>
+        <w:rPr>
+          <w:i/>
+        </w:rPr>
+        <w:t xml:space="preserve">Artfaktablad. Naturvård – artfakta. </w:t>
+      </w:r>
+      <w:r>
+        <w:t>SLU Artdatabanken, Uppsala.</w:t>
       </w:r>
     </w:p>
     <w:sectPr>
@@ -777,7 +1063,7 @@
     <w:r>
       <w:tab/>
       <w:tab/>
-      <w:t>2026-09-15</w:t>
+      <w:t>2026-09-16</w:t>
       <w:br/>
       <w:br/>
     </w:r>

--- a/klagomål/A 18654-2025 FSC-klagomål.docx
+++ b/klagomål/A 18654-2025 FSC-klagomål.docx
@@ -1063,7 +1063,7 @@
     <w:r>
       <w:tab/>
       <w:tab/>
-      <w:t>2026-09-16</w:t>
+      <w:t>2026-09-17</w:t>
       <w:br/>
       <w:br/>
     </w:r>

--- a/klagomål/A 18654-2025 FSC-klagomål.docx
+++ b/klagomål/A 18654-2025 FSC-klagomål.docx
@@ -1063,7 +1063,7 @@
     <w:r>
       <w:tab/>
       <w:tab/>
-      <w:t>2026-09-17</w:t>
+      <w:t>2026-09-18</w:t>
       <w:br/>
       <w:br/>
     </w:r>

--- a/klagomål/A 18654-2025 FSC-klagomål.docx
+++ b/klagomål/A 18654-2025 FSC-klagomål.docx
@@ -1063,7 +1063,7 @@
     <w:r>
       <w:tab/>
       <w:tab/>
-      <w:t>2026-09-18</w:t>
+      <w:t>2026-09-19</w:t>
       <w:br/>
       <w:br/>
     </w:r>

--- a/klagomål/A 18654-2025 FSC-klagomål.docx
+++ b/klagomål/A 18654-2025 FSC-klagomål.docx
@@ -1063,7 +1063,7 @@
     <w:r>
       <w:tab/>
       <w:tab/>
-      <w:t>2026-09-19</w:t>
+      <w:t>2026-09-21</w:t>
       <w:br/>
       <w:br/>
     </w:r>

--- a/klagomål/A 18654-2025 FSC-klagomål.docx
+++ b/klagomål/A 18654-2025 FSC-klagomål.docx
@@ -1063,7 +1063,7 @@
     <w:r>
       <w:tab/>
       <w:tab/>
-      <w:t>2026-09-21</w:t>
+      <w:t>2026-09-23</w:t>
       <w:br/>
       <w:br/>
     </w:r>

--- a/klagomål/A 18654-2025 FSC-klagomål.docx
+++ b/klagomål/A 18654-2025 FSC-klagomål.docx
@@ -1063,7 +1063,7 @@
     <w:r>
       <w:tab/>
       <w:tab/>
-      <w:t>2026-09-23</w:t>
+      <w:t>2026-09-24</w:t>
       <w:br/>
       <w:br/>
     </w:r>

--- a/klagomål/A 18654-2025 FSC-klagomål.docx
+++ b/klagomål/A 18654-2025 FSC-klagomål.docx
@@ -1063,7 +1063,7 @@
     <w:r>
       <w:tab/>
       <w:tab/>
-      <w:t>2026-09-24</w:t>
+      <w:t>2026-09-25</w:t>
       <w:br/>
       <w:br/>
     </w:r>

--- a/klagomål/A 18654-2025 FSC-klagomål.docx
+++ b/klagomål/A 18654-2025 FSC-klagomål.docx
@@ -1063,7 +1063,7 @@
     <w:r>
       <w:tab/>
       <w:tab/>
-      <w:t>2026-09-25</w:t>
+      <w:t>2026-09-26</w:t>
       <w:br/>
       <w:br/>
     </w:r>

--- a/klagomål/A 18654-2025 FSC-klagomål.docx
+++ b/klagomål/A 18654-2025 FSC-klagomål.docx
@@ -1063,7 +1063,7 @@
     <w:r>
       <w:tab/>
       <w:tab/>
-      <w:t>2026-09-26</w:t>
+      <w:t>2026-09-27</w:t>
       <w:br/>
       <w:br/>
     </w:r>

--- a/klagomål/A 18654-2025 FSC-klagomål.docx
+++ b/klagomål/A 18654-2025 FSC-klagomål.docx
@@ -1063,7 +1063,7 @@
     <w:r>
       <w:tab/>
       <w:tab/>
-      <w:t>2026-09-27</w:t>
+      <w:t>2026-09-28</w:t>
       <w:br/>
       <w:br/>
     </w:r>

--- a/klagomål/A 18654-2025 FSC-klagomål.docx
+++ b/klagomål/A 18654-2025 FSC-klagomål.docx
@@ -1063,7 +1063,7 @@
     <w:r>
       <w:tab/>
       <w:tab/>
-      <w:t>2026-09-28</w:t>
+      <w:t>2026-09-29</w:t>
       <w:br/>
       <w:br/>
     </w:r>

--- a/klagomål/A 18654-2025 FSC-klagomål.docx
+++ b/klagomål/A 18654-2025 FSC-klagomål.docx
@@ -1063,7 +1063,7 @@
     <w:r>
       <w:tab/>
       <w:tab/>
-      <w:t>2026-09-29</w:t>
+      <w:t>2026-09-30</w:t>
       <w:br/>
       <w:br/>
     </w:r>

--- a/klagomål/A 18654-2025 FSC-klagomål.docx
+++ b/klagomål/A 18654-2025 FSC-klagomål.docx
@@ -1063,7 +1063,7 @@
     <w:r>
       <w:tab/>
       <w:tab/>
-      <w:t>2026-09-30</w:t>
+      <w:t>2026-10-01</w:t>
       <w:br/>
       <w:br/>
     </w:r>

--- a/klagomål/A 18654-2025 FSC-klagomål.docx
+++ b/klagomål/A 18654-2025 FSC-klagomål.docx
@@ -1063,7 +1063,7 @@
     <w:r>
       <w:tab/>
       <w:tab/>
-      <w:t>2026-10-01</w:t>
+      <w:t>2026-10-02</w:t>
       <w:br/>
       <w:br/>
     </w:r>

--- a/klagomål/A 18654-2025 FSC-klagomål.docx
+++ b/klagomål/A 18654-2025 FSC-klagomål.docx
@@ -1063,7 +1063,7 @@
     <w:r>
       <w:tab/>
       <w:tab/>
-      <w:t>2026-10-02</w:t>
+      <w:t>2026-10-03</w:t>
       <w:br/>
       <w:br/>
     </w:r>

--- a/klagomål/A 18654-2025 FSC-klagomål.docx
+++ b/klagomål/A 18654-2025 FSC-klagomål.docx
@@ -1063,7 +1063,7 @@
     <w:r>
       <w:tab/>
       <w:tab/>
-      <w:t>2026-10-03</w:t>
+      <w:t>2026-10-04</w:t>
       <w:br/>
       <w:br/>
     </w:r>

--- a/klagomål/A 18654-2025 FSC-klagomål.docx
+++ b/klagomål/A 18654-2025 FSC-klagomål.docx
@@ -1063,7 +1063,7 @@
     <w:r>
       <w:tab/>
       <w:tab/>
-      <w:t>2026-10-04</w:t>
+      <w:t>2026-10-05</w:t>
       <w:br/>
       <w:br/>
     </w:r>

--- a/klagomål/A 18654-2025 FSC-klagomål.docx
+++ b/klagomål/A 18654-2025 FSC-klagomål.docx
@@ -1063,7 +1063,7 @@
     <w:r>
       <w:tab/>
       <w:tab/>
-      <w:t>2026-10-05</w:t>
+      <w:t>2026-10-06</w:t>
       <w:br/>
       <w:br/>
     </w:r>

--- a/klagomål/A 18654-2025 FSC-klagomål.docx
+++ b/klagomål/A 18654-2025 FSC-klagomål.docx
@@ -1063,7 +1063,7 @@
     <w:r>
       <w:tab/>
       <w:tab/>
-      <w:t>2026-10-06</w:t>
+      <w:t>2026-10-07</w:t>
       <w:br/>
       <w:br/>
     </w:r>

--- a/klagomål/A 18654-2025 FSC-klagomål.docx
+++ b/klagomål/A 18654-2025 FSC-klagomål.docx
@@ -1063,7 +1063,7 @@
     <w:r>
       <w:tab/>
       <w:tab/>
-      <w:t>2026-10-07</w:t>
+      <w:t>2026-10-08</w:t>
       <w:br/>
       <w:br/>
     </w:r>

--- a/klagomål/A 18654-2025 FSC-klagomål.docx
+++ b/klagomål/A 18654-2025 FSC-klagomål.docx
@@ -1063,7 +1063,7 @@
     <w:r>
       <w:tab/>
       <w:tab/>
-      <w:t>2026-10-08</w:t>
+      <w:t>2026-10-09</w:t>
       <w:br/>
       <w:br/>
     </w:r>

--- a/klagomål/A 18654-2025 FSC-klagomål.docx
+++ b/klagomål/A 18654-2025 FSC-klagomål.docx
@@ -1063,7 +1063,7 @@
     <w:r>
       <w:tab/>
       <w:tab/>
-      <w:t>2026-10-09</w:t>
+      <w:t>2026-10-10</w:t>
       <w:br/>
       <w:br/>
     </w:r>

--- a/klagomål/A 18654-2025 FSC-klagomål.docx
+++ b/klagomål/A 18654-2025 FSC-klagomål.docx
@@ -1063,7 +1063,7 @@
     <w:r>
       <w:tab/>
       <w:tab/>
-      <w:t>2026-10-10</w:t>
+      <w:t>2026-10-11</w:t>
       <w:br/>
       <w:br/>
     </w:r>

--- a/klagomål/A 18654-2025 FSC-klagomål.docx
+++ b/klagomål/A 18654-2025 FSC-klagomål.docx
@@ -1063,7 +1063,7 @@
     <w:r>
       <w:tab/>
       <w:tab/>
-      <w:t>2026-10-11</w:t>
+      <w:t>2026-10-12</w:t>
       <w:br/>
       <w:br/>
     </w:r>

--- a/klagomål/A 18654-2025 FSC-klagomål.docx
+++ b/klagomål/A 18654-2025 FSC-klagomål.docx
@@ -1063,7 +1063,7 @@
     <w:r>
       <w:tab/>
       <w:tab/>
-      <w:t>2026-10-12</w:t>
+      <w:t>2026-10-13</w:t>
       <w:br/>
       <w:br/>
     </w:r>

--- a/klagomål/A 18654-2025 FSC-klagomål.docx
+++ b/klagomål/A 18654-2025 FSC-klagomål.docx
@@ -1063,7 +1063,7 @@
     <w:r>
       <w:tab/>
       <w:tab/>
-      <w:t>2026-10-13</w:t>
+      <w:t>2026-10-14</w:t>
       <w:br/>
       <w:br/>
     </w:r>

--- a/klagomål/A 18654-2025 FSC-klagomål.docx
+++ b/klagomål/A 18654-2025 FSC-klagomål.docx
@@ -1063,7 +1063,7 @@
     <w:r>
       <w:tab/>
       <w:tab/>
-      <w:t>2026-10-14</w:t>
+      <w:t>2026-10-15</w:t>
       <w:br/>
       <w:br/>
     </w:r>

--- a/klagomål/A 18654-2025 FSC-klagomål.docx
+++ b/klagomål/A 18654-2025 FSC-klagomål.docx
@@ -1063,7 +1063,7 @@
     <w:r>
       <w:tab/>
       <w:tab/>
-      <w:t>2026-10-15</w:t>
+      <w:t>2026-10-16</w:t>
       <w:br/>
       <w:br/>
     </w:r>

--- a/klagomål/A 18654-2025 FSC-klagomål.docx
+++ b/klagomål/A 18654-2025 FSC-klagomål.docx
@@ -1063,7 +1063,7 @@
     <w:r>
       <w:tab/>
       <w:tab/>
-      <w:t>2026-10-16</w:t>
+      <w:t>2026-10-17</w:t>
       <w:br/>
       <w:br/>
     </w:r>

--- a/klagomål/A 18654-2025 FSC-klagomål.docx
+++ b/klagomål/A 18654-2025 FSC-klagomål.docx
@@ -1063,7 +1063,7 @@
     <w:r>
       <w:tab/>
       <w:tab/>
-      <w:t>2026-10-17</w:t>
+      <w:t>2026-10-18</w:t>
       <w:br/>
       <w:br/>
     </w:r>

--- a/klagomål/A 18654-2025 FSC-klagomål.docx
+++ b/klagomål/A 18654-2025 FSC-klagomål.docx
@@ -1063,7 +1063,7 @@
     <w:r>
       <w:tab/>
       <w:tab/>
-      <w:t>2026-10-18</w:t>
+      <w:t>2026-10-19</w:t>
       <w:br/>
       <w:br/>
     </w:r>

--- a/klagomål/A 18654-2025 FSC-klagomål.docx
+++ b/klagomål/A 18654-2025 FSC-klagomål.docx
@@ -1063,7 +1063,7 @@
     <w:r>
       <w:tab/>
       <w:tab/>
-      <w:t>2026-10-19</w:t>
+      <w:t>2026-10-20</w:t>
       <w:br/>
       <w:br/>
     </w:r>

--- a/klagomål/A 18654-2025 FSC-klagomål.docx
+++ b/klagomål/A 18654-2025 FSC-klagomål.docx
@@ -1063,7 +1063,7 @@
     <w:r>
       <w:tab/>
       <w:tab/>
-      <w:t>2026-10-20</w:t>
+      <w:t>2026-10-21</w:t>
       <w:br/>
       <w:br/>
     </w:r>

--- a/klagomål/A 18654-2025 FSC-klagomål.docx
+++ b/klagomål/A 18654-2025 FSC-klagomål.docx
@@ -1063,7 +1063,7 @@
     <w:r>
       <w:tab/>
       <w:tab/>
-      <w:t>2026-10-21</w:t>
+      <w:t>2026-10-22</w:t>
       <w:br/>
       <w:br/>
     </w:r>

--- a/klagomål/A 18654-2025 FSC-klagomål.docx
+++ b/klagomål/A 18654-2025 FSC-klagomål.docx
@@ -1063,7 +1063,7 @@
     <w:r>
       <w:tab/>
       <w:tab/>
-      <w:t>2026-10-22</w:t>
+      <w:t>2026-10-23</w:t>
       <w:br/>
       <w:br/>
     </w:r>

--- a/klagomål/A 18654-2025 FSC-klagomål.docx
+++ b/klagomål/A 18654-2025 FSC-klagomål.docx
@@ -1063,7 +1063,7 @@
     <w:r>
       <w:tab/>
       <w:tab/>
-      <w:t>2026-10-23</w:t>
+      <w:t>2026-10-24</w:t>
       <w:br/>
       <w:br/>
     </w:r>

--- a/klagomål/A 18654-2025 FSC-klagomål.docx
+++ b/klagomål/A 18654-2025 FSC-klagomål.docx
@@ -1063,7 +1063,7 @@
     <w:r>
       <w:tab/>
       <w:tab/>
-      <w:t>2026-10-24</w:t>
+      <w:t>2026-10-25</w:t>
       <w:br/>
       <w:br/>
     </w:r>

--- a/klagomål/A 18654-2025 FSC-klagomål.docx
+++ b/klagomål/A 18654-2025 FSC-klagomål.docx
@@ -1063,7 +1063,7 @@
     <w:r>
       <w:tab/>
       <w:tab/>
-      <w:t>2026-10-25</w:t>
+      <w:t>2026-10-26</w:t>
       <w:br/>
       <w:br/>
     </w:r>

--- a/klagomål/A 18654-2025 FSC-klagomål.docx
+++ b/klagomål/A 18654-2025 FSC-klagomål.docx
@@ -1063,7 +1063,7 @@
     <w:r>
       <w:tab/>
       <w:tab/>
-      <w:t>2026-10-26</w:t>
+      <w:t>2026-10-27</w:t>
       <w:br/>
       <w:br/>
     </w:r>

--- a/klagomål/A 18654-2025 FSC-klagomål.docx
+++ b/klagomål/A 18654-2025 FSC-klagomål.docx
@@ -1063,7 +1063,7 @@
     <w:r>
       <w:tab/>
       <w:tab/>
-      <w:t>2026-10-27</w:t>
+      <w:t>2026-10-28</w:t>
       <w:br/>
       <w:br/>
     </w:r>

--- a/klagomål/A 18654-2025 FSC-klagomål.docx
+++ b/klagomål/A 18654-2025 FSC-klagomål.docx
@@ -1063,7 +1063,7 @@
     <w:r>
       <w:tab/>
       <w:tab/>
-      <w:t>2026-10-28</w:t>
+      <w:t>2026-10-29</w:t>
       <w:br/>
       <w:br/>
     </w:r>

--- a/klagomål/A 18654-2025 FSC-klagomål.docx
+++ b/klagomål/A 18654-2025 FSC-klagomål.docx
@@ -1063,7 +1063,7 @@
     <w:r>
       <w:tab/>
       <w:tab/>
-      <w:t>2026-10-29</w:t>
+      <w:t>2026-10-31</w:t>
       <w:br/>
       <w:br/>
     </w:r>
